--- a/public/files/deepfake-response-game.docx
+++ b/public/files/deepfake-response-game.docx
@@ -24,6 +24,17 @@
           <w:sz w:val="18"/>
         </w:rPr>
         <w:t>──────────────────────────────────────────────</w:t>
+      </w:r>
+    </w:p>
+    <w:p>
+      <w:r>
+        <w:rPr>
+          <w:rFonts w:ascii="Quicksand" w:hAnsi="Quicksand" w:cs="Quicksand" w:eastAsia="Noto Sans TC"/>
+          <w:b w:val="0"/>
+          <w:color w:val="080808"/>
+          <w:sz w:val="21"/>
+        </w:rPr>
+        <w:t>⚠️ 本頁情境及所有人物、學校、電話與戶口號碼均為虛構，不涉及任何真實學校、平台或人物， 亦不說明如何製作深偽內容</w:t>
       </w:r>
     </w:p>
     <w:p>
@@ -96,7 +107,7 @@
           <w:rFonts w:ascii="Quicksand" w:hAnsi="Quicksand" w:cs="Quicksand" w:eastAsia="Noto Sans TC"/>
           <w:sz w:val="21"/>
         </w:rPr>
-        <w:t>播放或朗讀「情境」一則（可投影下方文字，或改為播放一段約 20 秒、聲稱來自校務處的語音／短片）。</w:t>
+        <w:t>播放或朗讀「情境」一則（可投影下方文字，或改為播放一段約 20 秒、聲稱來自校務處的語音／短片）</w:t>
       </w:r>
     </w:p>
     <w:p>
@@ -108,7 +119,7 @@
           <w:rFonts w:ascii="Quicksand" w:hAnsi="Quicksand" w:cs="Quicksand" w:eastAsia="Noto Sans TC"/>
           <w:sz w:val="21"/>
         </w:rPr>
-        <w:t>每組派發五張決策卡。</w:t>
+        <w:t>每組派發五張決策卡</w:t>
       </w:r>
     </w:p>
     <w:p>
@@ -120,7 +131,7 @@
           <w:rFonts w:ascii="Quicksand" w:hAnsi="Quicksand" w:cs="Quicksand" w:eastAsia="Noto Sans TC"/>
           <w:sz w:val="21"/>
         </w:rPr>
-        <w:t>把「應該做的事」按次序排好；把「不應做的事」放到一旁，並寫下原因。</w:t>
+        <w:t>把「應該做的事」按次序排好；把「不應做的事」放到一旁，並寫下原因</w:t>
       </w:r>
     </w:p>
     <w:p>
@@ -132,7 +143,7 @@
           <w:rFonts w:ascii="Quicksand" w:hAnsi="Quicksand" w:cs="Quicksand" w:eastAsia="Noto Sans TC"/>
           <w:sz w:val="21"/>
         </w:rPr>
-        <w:t>全班核對答案（見末頁），再聽教師解說。</w:t>
+        <w:t>全班核對答案（見末頁），再聽教師解說</w:t>
       </w:r>
     </w:p>
     <w:p>
@@ -398,7 +409,7 @@
           <w:rFonts w:ascii="Quicksand" w:hAnsi="Quicksand" w:cs="Quicksand" w:eastAsia="Noto Sans TC"/>
           <w:sz w:val="21"/>
         </w:rPr>
-        <w:t>聲音和樣貌都可以被模仿——所以「聽／看起來像」並不等於「真的是」。</w:t>
+        <w:t>聲音和樣貌都可以被模仿——所以「聽／看起來像」並不等於「真的是」</w:t>
       </w:r>
     </w:p>
     <w:p>
@@ -410,7 +421,7 @@
           <w:rFonts w:ascii="Quicksand" w:hAnsi="Quicksand" w:cs="Quicksand" w:eastAsia="Noto Sans TC"/>
           <w:sz w:val="21"/>
         </w:rPr>
-        <w:t>製造急切感——「今天內」「名額會被取消」，令人沒有時間細想。</w:t>
+        <w:t>製造急切感——「今天內」「名額會被取消」，令人沒有時間細想</w:t>
       </w:r>
     </w:p>
     <w:p>
@@ -422,7 +433,7 @@
           <w:rFonts w:ascii="Quicksand" w:hAnsi="Quicksand" w:cs="Quicksand" w:eastAsia="Noto Sans TC"/>
           <w:sz w:val="21"/>
         </w:rPr>
-        <w:t>借用熟悉身份——學校、班主任、校務處，都是你信任的角色，自然降低戒心。</w:t>
+        <w:t>借用熟悉身份——學校、班主任、校務處，都是你信任的角色，自然降低戒心</w:t>
       </w:r>
     </w:p>
     <w:p>
@@ -447,7 +458,7 @@
           <w:color w:val="080808"/>
           <w:sz w:val="21"/>
         </w:rPr>
-        <w:t>□ 暫停——不付款、不提供個人資料、不轉發、不點擊連結。</w:t>
+        <w:t>□ 暫停——不付款、不提供個人資料、不轉發、不點擊連結</w:t>
       </w:r>
     </w:p>
     <w:p>
@@ -458,7 +469,7 @@
           <w:color w:val="080808"/>
           <w:sz w:val="21"/>
         </w:rPr>
-        <w:t>□ 核實——用學校正式電話／網站（你本來就有的號碼）直接問校務處，不要用訊息內的號碼。</w:t>
+        <w:t>□ 核實——用學校正式電話／網站（你本來就有的號碼）直接問校務處，不要用訊息內的號碼</w:t>
       </w:r>
     </w:p>
     <w:p>
@@ -469,7 +480,7 @@
           <w:color w:val="080808"/>
           <w:sz w:val="21"/>
         </w:rPr>
-        <w:t>□ 舉報——告訴家長、老師或其他可信的大人，並舉報訊息，讓學校提醒其他人。</w:t>
+        <w:t>□ 舉報——告訴家長、老師或其他可信的大人，並舉報訊息，讓學校提醒其他人</w:t>
       </w:r>
     </w:p>
     <w:p>
@@ -596,7 +607,7 @@
                 <w:rFonts w:ascii="Quicksand" w:hAnsi="Quicksand" w:cs="Quicksand" w:eastAsia="Noto Sans TC"/>
                 <w:sz w:val="20"/>
               </w:rPr>
-              <w:t>不付款、不填資料、不轉發。能說出「先停，什麼也不做」即達標。</w:t>
+              <w:t>不付款、不填資料、不轉發。能說出「先停，什麼也不做」即達標</w:t>
             </w:r>
           </w:p>
         </w:tc>
@@ -643,7 +654,7 @@
                 <w:rFonts w:ascii="Quicksand" w:hAnsi="Quicksand" w:cs="Quicksand" w:eastAsia="Noto Sans TC"/>
                 <w:sz w:val="20"/>
               </w:rPr>
-              <w:t>用學校正式電話／網站直接問，不是訊息內的號碼。</w:t>
+              <w:t>用學校正式電話／網站直接問，不是訊息內的號碼</w:t>
             </w:r>
           </w:p>
         </w:tc>
@@ -690,7 +701,7 @@
                 <w:rFonts w:ascii="Quicksand" w:hAnsi="Quicksand" w:cs="Quicksand" w:eastAsia="Noto Sans TC"/>
                 <w:sz w:val="20"/>
               </w:rPr>
-              <w:t>告訴家長、老師或其他可信的大人，並舉報訊息。</w:t>
+              <w:t>告訴家長、老師或其他可信的大人，並舉報訊息</w:t>
             </w:r>
           </w:p>
         </w:tc>
@@ -772,7 +783,7 @@
                 <w:rFonts w:ascii="Quicksand" w:hAnsi="Quicksand" w:cs="Quicksand" w:eastAsia="Noto Sans TC"/>
                 <w:sz w:val="20"/>
               </w:rPr>
-              <w:t>你自己不會受騙，但沒有人知道學校被冒認；學校和其他家長都需要知道，才能提醒其他人。</w:t>
+              <w:t>你自己不會受騙，但沒有人知道學校被冒認；學校和其他家長都需要知道，才能提醒其他人</w:t>
             </w:r>
           </w:p>
         </w:tc>
@@ -804,7 +815,7 @@
                 <w:rFonts w:ascii="Quicksand" w:hAnsi="Quicksand" w:cs="Quicksand" w:eastAsia="Noto Sans TC"/>
                 <w:sz w:val="20"/>
               </w:rPr>
-              <w:t>最危險。轉發等於幫忙散播假訊息，令更多人看到、更多人受騙。</w:t>
+              <w:t>最危險。轉發等於幫忙散播假訊息，令更多人看到、更多人受騙</w:t>
             </w:r>
           </w:p>
         </w:tc>
@@ -818,7 +829,7 @@
           <w:color w:val="080808"/>
           <w:sz w:val="21"/>
         </w:rPr>
-        <w:t>口訣：先暫停，再核實，然後舉報。 核心觀念：「聽／看起來像」不等於「真的是」；遇到可疑訊息，先在訊息以外核實，再舉報。 本頁為 Beets 獨立製作的教學資源，並非 EDB 官方文件。對應 E, p.14（AI Literacy Learning Framework for Primary and Secondary Schools (Examples of Application Scenarios)）。</w:t>
+        <w:t>口訣：先暫停，再核實，然後舉報。 核心觀念：「聽／看起來像」不等於「真的是」；遇到可疑訊息，先在訊息以外核實，再舉報</w:t>
       </w:r>
     </w:p>
     <w:sectPr>
